--- a/QED Course/Lesson 54 Electron-Electron Scattering.docx
+++ b/QED Course/Lesson 54 Electron-Electron Scattering.docx
@@ -367,7 +367,7 @@
           <w:rFonts w:ascii="Consolas" w:hAnsi="Consolas" w:cs="Consolas" w:eastAsia="Consolas"/>
           <w:sz w:val="20"/>
         </w:rPr>
-        <w:t>e^{-}(p1) ----*~~~~γ~~~~*---- e^{-}(p3)      e^{-}(p1) ----*~~~~γ~~~~*---- e^{-}(p4)</w:t>
+        <w:t xml:space="preserve">   e⁻(p1) ----*~~~~γ~~~~*---- e⁻(p3)            e⁻(p1) ----*~~~~γ~~~~*---- e⁻(p4)   </w:t>
       </w:r>
       <w:r>
         <w:rPr>
@@ -383,7 +383,7 @@
           <w:sz w:val="20"/>
         </w:rPr>
         <w:br/>
-        <w:t>e^{-}(p2) ----*         *---- e^{-}(p4)      e^{-}(p2) ----*         *---- e^{-}(p3)</w:t>
+        <w:t xml:space="preserve">   e⁻(p2) ----*         *---- e⁻(p4)            e⁻(p2) ----*         *---- e⁻(p3)   </w:t>
       </w:r>
       <w:r>
         <w:rPr>
@@ -1020,16 +1020,7 @@
     </w:p>
     <w:p>
       <w:r>
-        <w:t>The third term is new. Writing out ℳ_tℳ_u^</w:t>
-      </w:r>
-      <w:r>
-        <w:rPr>
-          <w:i/>
-        </w:rPr>
-        <w:t xml:space="preserve"> and conjugating (using Γ̄=γ^ν for γ^ν, Lesson 51, Section 3.1) gives ℳ_u^</w:t>
-      </w:r>
-      <w:r>
-        <w:t>=(e²/u)[ū(p₁)γ^νu(p₄)][ū(p₂)γ_νu(p₃)], so</w:t>
+        <w:t>The third term is new. Writing out ℳ_tℳ_u^* and conjugating (using Γ̄=γ^ν for γ^ν, Lesson 51, Section 3.1) gives ℳ_u^*=(e²/u)[ū(p₁)γ^νu(p₄)][ū(p₂)γ_νu(p₃)], so</w:t>
       </w:r>
     </w:p>
     <w:p>
@@ -3957,16 +3948,7 @@
     </w:p>
     <w:p>
       <w:r>
-        <w:t>Substituting into Section 2.2's Σℳ_tℳ_u^</w:t>
-      </w:r>
-      <w:r>
-        <w:rPr>
-          <w:i/>
-        </w:rPr>
-        <w:t>=(e⁴/(tu))(−8s²), the interference term's net contribution to (1/4)Σ|ℳ|² is −(1/2)Σ_(spins)(ℳ_tℳ_u^</w:t>
-      </w:r>
-      <w:r>
-        <w:t>)=−(1/2)(e⁴/(tu))(−8s²)=4e⁴s²/(tu), using the 1/4 spin-averaging factor and the −2 from |ℳ|²=|ℳ_t|²+|ℳ_u|²−2Re(⋯) together, i.e. (1/4)(−2)=−1/2 (Exercise 14 verifies this bookkeeping in full).</w:t>
+        <w:t>Substituting into Section 2.2's Σℳ_tℳ_u^*=(e⁴/(tu))(−8s²), the interference term's net contribution to (1/4)Σ|ℳ|² is −(1/2)Σ_(spins)(ℳ_tℳ_u^*)=−(1/2)(e⁴/(tu))(−8s²)=4e⁴s²/(tu), using the 1/4 spin-averaging factor and the −2 from |ℳ|²=|ℳ_t|²+|ℳ_u|²−2Re(⋯) together, i.e. (1/4)(−2)=−1/2 (Exercise 14 verifies this bookkeeping in full).</w:t>
       </w:r>
     </w:p>
     <w:p>
@@ -4948,19 +4930,13 @@
         <w:tblLook w:firstColumn="1" w:firstRow="1" w:lastColumn="0" w:lastRow="0" w:noHBand="0" w:noVBand="1" w:val="04A0"/>
       </w:tblPr>
       <w:tblGrid>
-        <w:gridCol w:w="1224"/>
-        <w:gridCol w:w="1224"/>
-        <w:gridCol w:w="1224"/>
-        <w:gridCol w:w="1224"/>
-        <w:gridCol w:w="1224"/>
-        <w:gridCol w:w="1224"/>
-        <w:gridCol w:w="1224"/>
-        <w:gridCol w:w="1224"/>
+        <w:gridCol w:w="720"/>
+        <w:gridCol w:w="9072"/>
       </w:tblGrid>
       <w:tr>
         <w:tc>
           <w:tcPr>
-            <w:tcW w:type="dxa" w:w="1224"/>
+            <w:tcW w:type="dxa" w:w="720"/>
             <w:shd w:fill="1F4E78"/>
             <w:vAlign w:val="center"/>
             <w:tcMar>
@@ -4982,7 +4958,7 @@
         </w:tc>
         <w:tc>
           <w:tcPr>
-            <w:tcW w:type="dxa" w:w="1224"/>
+            <w:tcW w:type="dxa" w:w="9072"/>
             <w:shd w:fill="1F4E78"/>
             <w:vAlign w:val="center"/>
             <w:tcMar>
@@ -5002,137 +4978,11 @@
             </w:r>
           </w:p>
         </w:tc>
-        <w:tc>
-          <w:tcPr>
-            <w:tcW w:type="dxa" w:w="1224"/>
-            <w:shd w:fill="1F4E78"/>
-            <w:vAlign w:val="center"/>
-            <w:tcMar>
-              <w:top w:w="100" w:type="dxa"/>
-              <w:start w:w="100" w:type="dxa"/>
-              <w:bottom w:w="100" w:type="dxa"/>
-              <w:end w:w="100" w:type="dxa"/>
-            </w:tcMar>
-          </w:tcPr>
-          <w:p>
-            <w:r>
-              <w:rPr>
-                <w:b/>
-                <w:color w:val="FFFFFF"/>
-              </w:rPr>
-            </w:r>
-          </w:p>
-        </w:tc>
-        <w:tc>
-          <w:tcPr>
-            <w:tcW w:type="dxa" w:w="1224"/>
-            <w:shd w:fill="1F4E78"/>
-            <w:vAlign w:val="center"/>
-            <w:tcMar>
-              <w:top w:w="100" w:type="dxa"/>
-              <w:start w:w="100" w:type="dxa"/>
-              <w:bottom w:w="100" w:type="dxa"/>
-              <w:end w:w="100" w:type="dxa"/>
-            </w:tcMar>
-          </w:tcPr>
-          <w:p>
-            <w:r>
-              <w:rPr>
-                <w:b/>
-                <w:color w:val="FFFFFF"/>
-              </w:rPr>
-            </w:r>
-          </w:p>
-        </w:tc>
-        <w:tc>
-          <w:tcPr>
-            <w:tcW w:type="dxa" w:w="1224"/>
-            <w:shd w:fill="1F4E78"/>
-            <w:vAlign w:val="center"/>
-            <w:tcMar>
-              <w:top w:w="100" w:type="dxa"/>
-              <w:start w:w="100" w:type="dxa"/>
-              <w:bottom w:w="100" w:type="dxa"/>
-              <w:end w:w="100" w:type="dxa"/>
-            </w:tcMar>
-          </w:tcPr>
-          <w:p>
-            <w:r>
-              <w:rPr>
-                <w:b/>
-                <w:color w:val="FFFFFF"/>
-              </w:rPr>
-            </w:r>
-          </w:p>
-        </w:tc>
-        <w:tc>
-          <w:tcPr>
-            <w:tcW w:type="dxa" w:w="1224"/>
-            <w:shd w:fill="1F4E78"/>
-            <w:vAlign w:val="center"/>
-            <w:tcMar>
-              <w:top w:w="100" w:type="dxa"/>
-              <w:start w:w="100" w:type="dxa"/>
-              <w:bottom w:w="100" w:type="dxa"/>
-              <w:end w:w="100" w:type="dxa"/>
-            </w:tcMar>
-          </w:tcPr>
-          <w:p>
-            <w:r>
-              <w:rPr>
-                <w:b/>
-                <w:color w:val="FFFFFF"/>
-              </w:rPr>
-            </w:r>
-          </w:p>
-        </w:tc>
-        <w:tc>
-          <w:tcPr>
-            <w:tcW w:type="dxa" w:w="1224"/>
-            <w:shd w:fill="1F4E78"/>
-            <w:vAlign w:val="center"/>
-            <w:tcMar>
-              <w:top w:w="100" w:type="dxa"/>
-              <w:start w:w="100" w:type="dxa"/>
-              <w:bottom w:w="100" w:type="dxa"/>
-              <w:end w:w="100" w:type="dxa"/>
-            </w:tcMar>
-          </w:tcPr>
-          <w:p>
-            <w:r>
-              <w:rPr>
-                <w:b/>
-                <w:color w:val="FFFFFF"/>
-              </w:rPr>
-            </w:r>
-          </w:p>
-        </w:tc>
-        <w:tc>
-          <w:tcPr>
-            <w:tcW w:type="dxa" w:w="1224"/>
-            <w:shd w:fill="1F4E78"/>
-            <w:vAlign w:val="center"/>
-            <w:tcMar>
-              <w:top w:w="100" w:type="dxa"/>
-              <w:start w:w="100" w:type="dxa"/>
-              <w:bottom w:w="100" w:type="dxa"/>
-              <w:end w:w="100" w:type="dxa"/>
-            </w:tcMar>
-          </w:tcPr>
-          <w:p>
-            <w:r>
-              <w:rPr>
-                <w:b/>
-                <w:color w:val="FFFFFF"/>
-              </w:rPr>
-            </w:r>
-          </w:p>
-        </w:tc>
       </w:tr>
       <w:tr>
         <w:tc>
           <w:tcPr>
-            <w:tcW w:type="dxa" w:w="1224"/>
+            <w:tcW w:type="dxa" w:w="720"/>
             <w:vAlign w:val="center"/>
             <w:tcMar>
               <w:top w:w="100" w:type="dxa"/>
@@ -5149,7 +4999,7 @@
         </w:tc>
         <w:tc>
           <w:tcPr>
-            <w:tcW w:type="dxa" w:w="1224"/>
+            <w:tcW w:type="dxa" w:w="9072"/>
             <w:vAlign w:val="center"/>
             <w:tcMar>
               <w:top w:w="100" w:type="dxa"/>
@@ -5164,89 +5014,11 @@
             </w:r>
           </w:p>
         </w:tc>
-        <w:tc>
-          <w:tcPr>
-            <w:tcW w:type="dxa" w:w="1224"/>
-            <w:vAlign w:val="center"/>
-            <w:tcMar>
-              <w:top w:w="100" w:type="dxa"/>
-              <w:start w:w="100" w:type="dxa"/>
-              <w:bottom w:w="100" w:type="dxa"/>
-              <w:end w:w="100" w:type="dxa"/>
-            </w:tcMar>
-          </w:tcPr>
-          <w:p/>
-        </w:tc>
-        <w:tc>
-          <w:tcPr>
-            <w:tcW w:type="dxa" w:w="1224"/>
-            <w:vAlign w:val="center"/>
-            <w:tcMar>
-              <w:top w:w="100" w:type="dxa"/>
-              <w:start w:w="100" w:type="dxa"/>
-              <w:bottom w:w="100" w:type="dxa"/>
-              <w:end w:w="100" w:type="dxa"/>
-            </w:tcMar>
-          </w:tcPr>
-          <w:p/>
-        </w:tc>
-        <w:tc>
-          <w:tcPr>
-            <w:tcW w:type="dxa" w:w="1224"/>
-            <w:vAlign w:val="center"/>
-            <w:tcMar>
-              <w:top w:w="100" w:type="dxa"/>
-              <w:start w:w="100" w:type="dxa"/>
-              <w:bottom w:w="100" w:type="dxa"/>
-              <w:end w:w="100" w:type="dxa"/>
-            </w:tcMar>
-          </w:tcPr>
-          <w:p/>
-        </w:tc>
-        <w:tc>
-          <w:tcPr>
-            <w:tcW w:type="dxa" w:w="1224"/>
-            <w:vAlign w:val="center"/>
-            <w:tcMar>
-              <w:top w:w="100" w:type="dxa"/>
-              <w:start w:w="100" w:type="dxa"/>
-              <w:bottom w:w="100" w:type="dxa"/>
-              <w:end w:w="100" w:type="dxa"/>
-            </w:tcMar>
-          </w:tcPr>
-          <w:p/>
-        </w:tc>
-        <w:tc>
-          <w:tcPr>
-            <w:tcW w:type="dxa" w:w="1224"/>
-            <w:vAlign w:val="center"/>
-            <w:tcMar>
-              <w:top w:w="100" w:type="dxa"/>
-              <w:start w:w="100" w:type="dxa"/>
-              <w:bottom w:w="100" w:type="dxa"/>
-              <w:end w:w="100" w:type="dxa"/>
-            </w:tcMar>
-          </w:tcPr>
-          <w:p/>
-        </w:tc>
-        <w:tc>
-          <w:tcPr>
-            <w:tcW w:type="dxa" w:w="1224"/>
-            <w:vAlign w:val="center"/>
-            <w:tcMar>
-              <w:top w:w="100" w:type="dxa"/>
-              <w:start w:w="100" w:type="dxa"/>
-              <w:bottom w:w="100" w:type="dxa"/>
-              <w:end w:w="100" w:type="dxa"/>
-            </w:tcMar>
-          </w:tcPr>
-          <w:p/>
-        </w:tc>
       </w:tr>
       <w:tr>
         <w:tc>
           <w:tcPr>
-            <w:tcW w:type="dxa" w:w="1224"/>
+            <w:tcW w:type="dxa" w:w="720"/>
             <w:vAlign w:val="center"/>
             <w:shd w:fill="EAF2F8"/>
             <w:tcMar>
@@ -5264,7 +5036,7 @@
         </w:tc>
         <w:tc>
           <w:tcPr>
-            <w:tcW w:type="dxa" w:w="1224"/>
+            <w:tcW w:type="dxa" w:w="9072"/>
             <w:vAlign w:val="center"/>
             <w:shd w:fill="EAF2F8"/>
             <w:tcMar>
@@ -5280,95 +5052,11 @@
             </w:r>
           </w:p>
         </w:tc>
-        <w:tc>
-          <w:tcPr>
-            <w:tcW w:type="dxa" w:w="1224"/>
-            <w:vAlign w:val="center"/>
-            <w:shd w:fill="EAF2F8"/>
-            <w:tcMar>
-              <w:top w:w="100" w:type="dxa"/>
-              <w:start w:w="100" w:type="dxa"/>
-              <w:bottom w:w="100" w:type="dxa"/>
-              <w:end w:w="100" w:type="dxa"/>
-            </w:tcMar>
-          </w:tcPr>
-          <w:p/>
-        </w:tc>
-        <w:tc>
-          <w:tcPr>
-            <w:tcW w:type="dxa" w:w="1224"/>
-            <w:vAlign w:val="center"/>
-            <w:shd w:fill="EAF2F8"/>
-            <w:tcMar>
-              <w:top w:w="100" w:type="dxa"/>
-              <w:start w:w="100" w:type="dxa"/>
-              <w:bottom w:w="100" w:type="dxa"/>
-              <w:end w:w="100" w:type="dxa"/>
-            </w:tcMar>
-          </w:tcPr>
-          <w:p/>
-        </w:tc>
-        <w:tc>
-          <w:tcPr>
-            <w:tcW w:type="dxa" w:w="1224"/>
-            <w:vAlign w:val="center"/>
-            <w:shd w:fill="EAF2F8"/>
-            <w:tcMar>
-              <w:top w:w="100" w:type="dxa"/>
-              <w:start w:w="100" w:type="dxa"/>
-              <w:bottom w:w="100" w:type="dxa"/>
-              <w:end w:w="100" w:type="dxa"/>
-            </w:tcMar>
-          </w:tcPr>
-          <w:p/>
-        </w:tc>
-        <w:tc>
-          <w:tcPr>
-            <w:tcW w:type="dxa" w:w="1224"/>
-            <w:vAlign w:val="center"/>
-            <w:shd w:fill="EAF2F8"/>
-            <w:tcMar>
-              <w:top w:w="100" w:type="dxa"/>
-              <w:start w:w="100" w:type="dxa"/>
-              <w:bottom w:w="100" w:type="dxa"/>
-              <w:end w:w="100" w:type="dxa"/>
-            </w:tcMar>
-          </w:tcPr>
-          <w:p/>
-        </w:tc>
-        <w:tc>
-          <w:tcPr>
-            <w:tcW w:type="dxa" w:w="1224"/>
-            <w:vAlign w:val="center"/>
-            <w:shd w:fill="EAF2F8"/>
-            <w:tcMar>
-              <w:top w:w="100" w:type="dxa"/>
-              <w:start w:w="100" w:type="dxa"/>
-              <w:bottom w:w="100" w:type="dxa"/>
-              <w:end w:w="100" w:type="dxa"/>
-            </w:tcMar>
-          </w:tcPr>
-          <w:p/>
-        </w:tc>
-        <w:tc>
-          <w:tcPr>
-            <w:tcW w:type="dxa" w:w="1224"/>
-            <w:vAlign w:val="center"/>
-            <w:shd w:fill="EAF2F8"/>
-            <w:tcMar>
-              <w:top w:w="100" w:type="dxa"/>
-              <w:start w:w="100" w:type="dxa"/>
-              <w:bottom w:w="100" w:type="dxa"/>
-              <w:end w:w="100" w:type="dxa"/>
-            </w:tcMar>
-          </w:tcPr>
-          <w:p/>
-        </w:tc>
       </w:tr>
       <w:tr>
         <w:tc>
           <w:tcPr>
-            <w:tcW w:type="dxa" w:w="1224"/>
+            <w:tcW w:type="dxa" w:w="720"/>
             <w:vAlign w:val="center"/>
             <w:tcMar>
               <w:top w:w="100" w:type="dxa"/>
@@ -5385,7 +5073,7 @@
         </w:tc>
         <w:tc>
           <w:tcPr>
-            <w:tcW w:type="dxa" w:w="1224"/>
+            <w:tcW w:type="dxa" w:w="9072"/>
             <w:vAlign w:val="center"/>
             <w:tcMar>
               <w:top w:w="100" w:type="dxa"/>
@@ -5396,109 +5084,15 @@
           </w:tcPr>
           <w:p>
             <w:r>
-              <w:t>Write out</w:t>
+              <w:t>Write out |ℳ_t|² and |ℳ_u|² spin-averaged and summed, citing Lesson 53, Section 4.2, with m_e=m_μ=m substituted.</w:t>
             </w:r>
           </w:p>
-        </w:tc>
-        <w:tc>
-          <w:tcPr>
-            <w:tcW w:type="dxa" w:w="1224"/>
-            <w:vAlign w:val="center"/>
-            <w:tcMar>
-              <w:top w:w="100" w:type="dxa"/>
-              <w:start w:w="100" w:type="dxa"/>
-              <w:bottom w:w="100" w:type="dxa"/>
-              <w:end w:w="100" w:type="dxa"/>
-            </w:tcMar>
-          </w:tcPr>
-          <w:p>
-            <w:r>
-              <w:t>ℳ_t</w:t>
-            </w:r>
-          </w:p>
-        </w:tc>
-        <w:tc>
-          <w:tcPr>
-            <w:tcW w:type="dxa" w:w="1224"/>
-            <w:vAlign w:val="center"/>
-            <w:tcMar>
-              <w:top w:w="100" w:type="dxa"/>
-              <w:start w:w="100" w:type="dxa"/>
-              <w:bottom w:w="100" w:type="dxa"/>
-              <w:end w:w="100" w:type="dxa"/>
-            </w:tcMar>
-          </w:tcPr>
-          <w:p>
-            <w:r>
-              <w:t>² and</w:t>
-            </w:r>
-          </w:p>
-        </w:tc>
-        <w:tc>
-          <w:tcPr>
-            <w:tcW w:type="dxa" w:w="1224"/>
-            <w:vAlign w:val="center"/>
-            <w:tcMar>
-              <w:top w:w="100" w:type="dxa"/>
-              <w:start w:w="100" w:type="dxa"/>
-              <w:bottom w:w="100" w:type="dxa"/>
-              <w:end w:w="100" w:type="dxa"/>
-            </w:tcMar>
-          </w:tcPr>
-          <w:p>
-            <w:r>
-              <w:t>ℳ_u</w:t>
-            </w:r>
-          </w:p>
-        </w:tc>
-        <w:tc>
-          <w:tcPr>
-            <w:tcW w:type="dxa" w:w="1224"/>
-            <w:vAlign w:val="center"/>
-            <w:tcMar>
-              <w:top w:w="100" w:type="dxa"/>
-              <w:start w:w="100" w:type="dxa"/>
-              <w:bottom w:w="100" w:type="dxa"/>
-              <w:end w:w="100" w:type="dxa"/>
-            </w:tcMar>
-          </w:tcPr>
-          <w:p>
-            <w:r>
-              <w:t>² spin-averaged and summed, citing Lesson 53, Section 4.2, with m_e=m_μ=m substituted.</w:t>
-            </w:r>
-          </w:p>
-        </w:tc>
-        <w:tc>
-          <w:tcPr>
-            <w:tcW w:type="dxa" w:w="1224"/>
-            <w:vAlign w:val="center"/>
-            <w:tcMar>
-              <w:top w:w="100" w:type="dxa"/>
-              <w:start w:w="100" w:type="dxa"/>
-              <w:bottom w:w="100" w:type="dxa"/>
-              <w:end w:w="100" w:type="dxa"/>
-            </w:tcMar>
-          </w:tcPr>
-          <w:p/>
-        </w:tc>
-        <w:tc>
-          <w:tcPr>
-            <w:tcW w:type="dxa" w:w="1224"/>
-            <w:vAlign w:val="center"/>
-            <w:tcMar>
-              <w:top w:w="100" w:type="dxa"/>
-              <w:start w:w="100" w:type="dxa"/>
-              <w:bottom w:w="100" w:type="dxa"/>
-              <w:end w:w="100" w:type="dxa"/>
-            </w:tcMar>
-          </w:tcPr>
-          <w:p/>
         </w:tc>
       </w:tr>
       <w:tr>
         <w:tc>
           <w:tcPr>
-            <w:tcW w:type="dxa" w:w="1224"/>
+            <w:tcW w:type="dxa" w:w="720"/>
             <w:vAlign w:val="center"/>
             <w:shd w:fill="EAF2F8"/>
             <w:tcMar>
@@ -5516,7 +5110,7 @@
         </w:tc>
         <w:tc>
           <w:tcPr>
-            <w:tcW w:type="dxa" w:w="1224"/>
+            <w:tcW w:type="dxa" w:w="9072"/>
             <w:vAlign w:val="center"/>
             <w:shd w:fill="EAF2F8"/>
             <w:tcMar>
@@ -5528,115 +5122,7 @@
           </w:tcPr>
           <w:p>
             <w:r>
-              <w:t>State</w:t>
-            </w:r>
-          </w:p>
-        </w:tc>
-        <w:tc>
-          <w:tcPr>
-            <w:tcW w:type="dxa" w:w="1224"/>
-            <w:vAlign w:val="center"/>
-            <w:shd w:fill="EAF2F8"/>
-            <w:tcMar>
-              <w:top w:w="100" w:type="dxa"/>
-              <w:start w:w="100" w:type="dxa"/>
-              <w:bottom w:w="100" w:type="dxa"/>
-              <w:end w:w="100" w:type="dxa"/>
-            </w:tcMar>
-          </w:tcPr>
-          <w:p>
-            <w:r>
-              <w:t>ℳ</w:t>
-            </w:r>
-          </w:p>
-        </w:tc>
-        <w:tc>
-          <w:tcPr>
-            <w:tcW w:type="dxa" w:w="1224"/>
-            <w:vAlign w:val="center"/>
-            <w:shd w:fill="EAF2F8"/>
-            <w:tcMar>
-              <w:top w:w="100" w:type="dxa"/>
-              <w:start w:w="100" w:type="dxa"/>
-              <w:bottom w:w="100" w:type="dxa"/>
-              <w:end w:w="100" w:type="dxa"/>
-            </w:tcMar>
-          </w:tcPr>
-          <w:p>
-            <w:r>
-              <w:t>²=</w:t>
-            </w:r>
-          </w:p>
-        </w:tc>
-        <w:tc>
-          <w:tcPr>
-            <w:tcW w:type="dxa" w:w="1224"/>
-            <w:vAlign w:val="center"/>
-            <w:shd w:fill="EAF2F8"/>
-            <w:tcMar>
-              <w:top w:w="100" w:type="dxa"/>
-              <w:start w:w="100" w:type="dxa"/>
-              <w:bottom w:w="100" w:type="dxa"/>
-              <w:end w:w="100" w:type="dxa"/>
-            </w:tcMar>
-          </w:tcPr>
-          <w:p>
-            <w:r>
-              <w:t>ℳ_t</w:t>
-            </w:r>
-          </w:p>
-        </w:tc>
-        <w:tc>
-          <w:tcPr>
-            <w:tcW w:type="dxa" w:w="1224"/>
-            <w:vAlign w:val="center"/>
-            <w:shd w:fill="EAF2F8"/>
-            <w:tcMar>
-              <w:top w:w="100" w:type="dxa"/>
-              <w:start w:w="100" w:type="dxa"/>
-              <w:bottom w:w="100" w:type="dxa"/>
-              <w:end w:w="100" w:type="dxa"/>
-            </w:tcMar>
-          </w:tcPr>
-          <w:p>
-            <w:r>
-              <w:t>²+</w:t>
-            </w:r>
-          </w:p>
-        </w:tc>
-        <w:tc>
-          <w:tcPr>
-            <w:tcW w:type="dxa" w:w="1224"/>
-            <w:vAlign w:val="center"/>
-            <w:shd w:fill="EAF2F8"/>
-            <w:tcMar>
-              <w:top w:w="100" w:type="dxa"/>
-              <w:start w:w="100" w:type="dxa"/>
-              <w:bottom w:w="100" w:type="dxa"/>
-              <w:end w:w="100" w:type="dxa"/>
-            </w:tcMar>
-          </w:tcPr>
-          <w:p>
-            <w:r>
-              <w:t>ℳ_u</w:t>
-            </w:r>
-          </w:p>
-        </w:tc>
-        <w:tc>
-          <w:tcPr>
-            <w:tcW w:type="dxa" w:w="1224"/>
-            <w:vAlign w:val="center"/>
-            <w:shd w:fill="EAF2F8"/>
-            <w:tcMar>
-              <w:top w:w="100" w:type="dxa"/>
-              <w:start w:w="100" w:type="dxa"/>
-              <w:bottom w:w="100" w:type="dxa"/>
-              <w:end w:w="100" w:type="dxa"/>
-            </w:tcMar>
-          </w:tcPr>
-          <w:p>
-            <w:r>
-              <w:t>²−2Re(ℳ_tℳ_u^*) and explain why the cross term carries a minus sign, given ℳ=ℳ_t−ℳ_u.</w:t>
+              <w:t>State |ℳ|²=|ℳ_t|²+|ℳ_u|²−2Re(ℳ_tℳ_u^*) and explain why the cross term carries a minus sign, given ℳ=ℳ_t−ℳ_u.</w:t>
             </w:r>
           </w:p>
         </w:tc>
@@ -5644,7 +5130,7 @@
       <w:tr>
         <w:tc>
           <w:tcPr>
-            <w:tcW w:type="dxa" w:w="1224"/>
+            <w:tcW w:type="dxa" w:w="720"/>
             <w:vAlign w:val="center"/>
             <w:tcMar>
               <w:top w:w="100" w:type="dxa"/>
@@ -5661,7 +5147,7 @@
         </w:tc>
         <w:tc>
           <w:tcPr>
-            <w:tcW w:type="dxa" w:w="1224"/>
+            <w:tcW w:type="dxa" w:w="9072"/>
             <w:vAlign w:val="center"/>
             <w:tcMar>
               <w:top w:w="100" w:type="dxa"/>
@@ -5676,89 +5162,11 @@
             </w:r>
           </w:p>
         </w:tc>
-        <w:tc>
-          <w:tcPr>
-            <w:tcW w:type="dxa" w:w="1224"/>
-            <w:vAlign w:val="center"/>
-            <w:tcMar>
-              <w:top w:w="100" w:type="dxa"/>
-              <w:start w:w="100" w:type="dxa"/>
-              <w:bottom w:w="100" w:type="dxa"/>
-              <w:end w:w="100" w:type="dxa"/>
-            </w:tcMar>
-          </w:tcPr>
-          <w:p/>
-        </w:tc>
-        <w:tc>
-          <w:tcPr>
-            <w:tcW w:type="dxa" w:w="1224"/>
-            <w:vAlign w:val="center"/>
-            <w:tcMar>
-              <w:top w:w="100" w:type="dxa"/>
-              <w:start w:w="100" w:type="dxa"/>
-              <w:bottom w:w="100" w:type="dxa"/>
-              <w:end w:w="100" w:type="dxa"/>
-            </w:tcMar>
-          </w:tcPr>
-          <w:p/>
-        </w:tc>
-        <w:tc>
-          <w:tcPr>
-            <w:tcW w:type="dxa" w:w="1224"/>
-            <w:vAlign w:val="center"/>
-            <w:tcMar>
-              <w:top w:w="100" w:type="dxa"/>
-              <w:start w:w="100" w:type="dxa"/>
-              <w:bottom w:w="100" w:type="dxa"/>
-              <w:end w:w="100" w:type="dxa"/>
-            </w:tcMar>
-          </w:tcPr>
-          <w:p/>
-        </w:tc>
-        <w:tc>
-          <w:tcPr>
-            <w:tcW w:type="dxa" w:w="1224"/>
-            <w:vAlign w:val="center"/>
-            <w:tcMar>
-              <w:top w:w="100" w:type="dxa"/>
-              <w:start w:w="100" w:type="dxa"/>
-              <w:bottom w:w="100" w:type="dxa"/>
-              <w:end w:w="100" w:type="dxa"/>
-            </w:tcMar>
-          </w:tcPr>
-          <w:p/>
-        </w:tc>
-        <w:tc>
-          <w:tcPr>
-            <w:tcW w:type="dxa" w:w="1224"/>
-            <w:vAlign w:val="center"/>
-            <w:tcMar>
-              <w:top w:w="100" w:type="dxa"/>
-              <w:start w:w="100" w:type="dxa"/>
-              <w:bottom w:w="100" w:type="dxa"/>
-              <w:end w:w="100" w:type="dxa"/>
-            </w:tcMar>
-          </w:tcPr>
-          <w:p/>
-        </w:tc>
-        <w:tc>
-          <w:tcPr>
-            <w:tcW w:type="dxa" w:w="1224"/>
-            <w:vAlign w:val="center"/>
-            <w:tcMar>
-              <w:top w:w="100" w:type="dxa"/>
-              <w:start w:w="100" w:type="dxa"/>
-              <w:bottom w:w="100" w:type="dxa"/>
-              <w:end w:w="100" w:type="dxa"/>
-            </w:tcMar>
-          </w:tcPr>
-          <w:p/>
-        </w:tc>
       </w:tr>
       <w:tr>
         <w:tc>
           <w:tcPr>
-            <w:tcW w:type="dxa" w:w="1224"/>
+            <w:tcW w:type="dxa" w:w="720"/>
             <w:vAlign w:val="center"/>
             <w:shd w:fill="EAF2F8"/>
             <w:tcMar>
@@ -5776,7 +5184,7 @@
         </w:tc>
         <w:tc>
           <w:tcPr>
-            <w:tcW w:type="dxa" w:w="1224"/>
+            <w:tcW w:type="dxa" w:w="9072"/>
             <w:vAlign w:val="center"/>
             <w:shd w:fill="EAF2F8"/>
             <w:tcMar>
@@ -5792,95 +5200,11 @@
             </w:r>
           </w:p>
         </w:tc>
-        <w:tc>
-          <w:tcPr>
-            <w:tcW w:type="dxa" w:w="1224"/>
-            <w:vAlign w:val="center"/>
-            <w:shd w:fill="EAF2F8"/>
-            <w:tcMar>
-              <w:top w:w="100" w:type="dxa"/>
-              <w:start w:w="100" w:type="dxa"/>
-              <w:bottom w:w="100" w:type="dxa"/>
-              <w:end w:w="100" w:type="dxa"/>
-            </w:tcMar>
-          </w:tcPr>
-          <w:p/>
-        </w:tc>
-        <w:tc>
-          <w:tcPr>
-            <w:tcW w:type="dxa" w:w="1224"/>
-            <w:vAlign w:val="center"/>
-            <w:shd w:fill="EAF2F8"/>
-            <w:tcMar>
-              <w:top w:w="100" w:type="dxa"/>
-              <w:start w:w="100" w:type="dxa"/>
-              <w:bottom w:w="100" w:type="dxa"/>
-              <w:end w:w="100" w:type="dxa"/>
-            </w:tcMar>
-          </w:tcPr>
-          <w:p/>
-        </w:tc>
-        <w:tc>
-          <w:tcPr>
-            <w:tcW w:type="dxa" w:w="1224"/>
-            <w:vAlign w:val="center"/>
-            <w:shd w:fill="EAF2F8"/>
-            <w:tcMar>
-              <w:top w:w="100" w:type="dxa"/>
-              <w:start w:w="100" w:type="dxa"/>
-              <w:bottom w:w="100" w:type="dxa"/>
-              <w:end w:w="100" w:type="dxa"/>
-            </w:tcMar>
-          </w:tcPr>
-          <w:p/>
-        </w:tc>
-        <w:tc>
-          <w:tcPr>
-            <w:tcW w:type="dxa" w:w="1224"/>
-            <w:vAlign w:val="center"/>
-            <w:shd w:fill="EAF2F8"/>
-            <w:tcMar>
-              <w:top w:w="100" w:type="dxa"/>
-              <w:start w:w="100" w:type="dxa"/>
-              <w:bottom w:w="100" w:type="dxa"/>
-              <w:end w:w="100" w:type="dxa"/>
-            </w:tcMar>
-          </w:tcPr>
-          <w:p/>
-        </w:tc>
-        <w:tc>
-          <w:tcPr>
-            <w:tcW w:type="dxa" w:w="1224"/>
-            <w:vAlign w:val="center"/>
-            <w:shd w:fill="EAF2F8"/>
-            <w:tcMar>
-              <w:top w:w="100" w:type="dxa"/>
-              <w:start w:w="100" w:type="dxa"/>
-              <w:bottom w:w="100" w:type="dxa"/>
-              <w:end w:w="100" w:type="dxa"/>
-            </w:tcMar>
-          </w:tcPr>
-          <w:p/>
-        </w:tc>
-        <w:tc>
-          <w:tcPr>
-            <w:tcW w:type="dxa" w:w="1224"/>
-            <w:vAlign w:val="center"/>
-            <w:shd w:fill="EAF2F8"/>
-            <w:tcMar>
-              <w:top w:w="100" w:type="dxa"/>
-              <w:start w:w="100" w:type="dxa"/>
-              <w:bottom w:w="100" w:type="dxa"/>
-              <w:end w:w="100" w:type="dxa"/>
-            </w:tcMar>
-          </w:tcPr>
-          <w:p/>
-        </w:tc>
       </w:tr>
       <w:tr>
         <w:tc>
           <w:tcPr>
-            <w:tcW w:type="dxa" w:w="1224"/>
+            <w:tcW w:type="dxa" w:w="720"/>
             <w:vAlign w:val="center"/>
             <w:tcMar>
               <w:top w:w="100" w:type="dxa"/>
@@ -5897,7 +5221,7 @@
         </w:tc>
         <w:tc>
           <w:tcPr>
-            <w:tcW w:type="dxa" w:w="1224"/>
+            <w:tcW w:type="dxa" w:w="9072"/>
             <w:vAlign w:val="center"/>
             <w:tcMar>
               <w:top w:w="100" w:type="dxa"/>
@@ -5912,89 +5236,11 @@
             </w:r>
           </w:p>
         </w:tc>
-        <w:tc>
-          <w:tcPr>
-            <w:tcW w:type="dxa" w:w="1224"/>
-            <w:vAlign w:val="center"/>
-            <w:tcMar>
-              <w:top w:w="100" w:type="dxa"/>
-              <w:start w:w="100" w:type="dxa"/>
-              <w:bottom w:w="100" w:type="dxa"/>
-              <w:end w:w="100" w:type="dxa"/>
-            </w:tcMar>
-          </w:tcPr>
-          <w:p/>
-        </w:tc>
-        <w:tc>
-          <w:tcPr>
-            <w:tcW w:type="dxa" w:w="1224"/>
-            <w:vAlign w:val="center"/>
-            <w:tcMar>
-              <w:top w:w="100" w:type="dxa"/>
-              <w:start w:w="100" w:type="dxa"/>
-              <w:bottom w:w="100" w:type="dxa"/>
-              <w:end w:w="100" w:type="dxa"/>
-            </w:tcMar>
-          </w:tcPr>
-          <w:p/>
-        </w:tc>
-        <w:tc>
-          <w:tcPr>
-            <w:tcW w:type="dxa" w:w="1224"/>
-            <w:vAlign w:val="center"/>
-            <w:tcMar>
-              <w:top w:w="100" w:type="dxa"/>
-              <w:start w:w="100" w:type="dxa"/>
-              <w:bottom w:w="100" w:type="dxa"/>
-              <w:end w:w="100" w:type="dxa"/>
-            </w:tcMar>
-          </w:tcPr>
-          <w:p/>
-        </w:tc>
-        <w:tc>
-          <w:tcPr>
-            <w:tcW w:type="dxa" w:w="1224"/>
-            <w:vAlign w:val="center"/>
-            <w:tcMar>
-              <w:top w:w="100" w:type="dxa"/>
-              <w:start w:w="100" w:type="dxa"/>
-              <w:bottom w:w="100" w:type="dxa"/>
-              <w:end w:w="100" w:type="dxa"/>
-            </w:tcMar>
-          </w:tcPr>
-          <w:p/>
-        </w:tc>
-        <w:tc>
-          <w:tcPr>
-            <w:tcW w:type="dxa" w:w="1224"/>
-            <w:vAlign w:val="center"/>
-            <w:tcMar>
-              <w:top w:w="100" w:type="dxa"/>
-              <w:start w:w="100" w:type="dxa"/>
-              <w:bottom w:w="100" w:type="dxa"/>
-              <w:end w:w="100" w:type="dxa"/>
-            </w:tcMar>
-          </w:tcPr>
-          <w:p/>
-        </w:tc>
-        <w:tc>
-          <w:tcPr>
-            <w:tcW w:type="dxa" w:w="1224"/>
-            <w:vAlign w:val="center"/>
-            <w:tcMar>
-              <w:top w:w="100" w:type="dxa"/>
-              <w:start w:w="100" w:type="dxa"/>
-              <w:bottom w:w="100" w:type="dxa"/>
-              <w:end w:w="100" w:type="dxa"/>
-            </w:tcMar>
-          </w:tcPr>
-          <w:p/>
-        </w:tc>
       </w:tr>
       <w:tr>
         <w:tc>
           <w:tcPr>
-            <w:tcW w:type="dxa" w:w="1224"/>
+            <w:tcW w:type="dxa" w:w="720"/>
             <w:vAlign w:val="center"/>
             <w:shd w:fill="EAF2F8"/>
             <w:tcMar>
@@ -6012,7 +5258,7 @@
         </w:tc>
         <w:tc>
           <w:tcPr>
-            <w:tcW w:type="dxa" w:w="1224"/>
+            <w:tcW w:type="dxa" w:w="9072"/>
             <w:vAlign w:val="center"/>
             <w:shd w:fill="EAF2F8"/>
             <w:tcMar>
@@ -6028,95 +5274,11 @@
             </w:r>
           </w:p>
         </w:tc>
-        <w:tc>
-          <w:tcPr>
-            <w:tcW w:type="dxa" w:w="1224"/>
-            <w:vAlign w:val="center"/>
-            <w:shd w:fill="EAF2F8"/>
-            <w:tcMar>
-              <w:top w:w="100" w:type="dxa"/>
-              <w:start w:w="100" w:type="dxa"/>
-              <w:bottom w:w="100" w:type="dxa"/>
-              <w:end w:w="100" w:type="dxa"/>
-            </w:tcMar>
-          </w:tcPr>
-          <w:p/>
-        </w:tc>
-        <w:tc>
-          <w:tcPr>
-            <w:tcW w:type="dxa" w:w="1224"/>
-            <w:vAlign w:val="center"/>
-            <w:shd w:fill="EAF2F8"/>
-            <w:tcMar>
-              <w:top w:w="100" w:type="dxa"/>
-              <w:start w:w="100" w:type="dxa"/>
-              <w:bottom w:w="100" w:type="dxa"/>
-              <w:end w:w="100" w:type="dxa"/>
-            </w:tcMar>
-          </w:tcPr>
-          <w:p/>
-        </w:tc>
-        <w:tc>
-          <w:tcPr>
-            <w:tcW w:type="dxa" w:w="1224"/>
-            <w:vAlign w:val="center"/>
-            <w:shd w:fill="EAF2F8"/>
-            <w:tcMar>
-              <w:top w:w="100" w:type="dxa"/>
-              <w:start w:w="100" w:type="dxa"/>
-              <w:bottom w:w="100" w:type="dxa"/>
-              <w:end w:w="100" w:type="dxa"/>
-            </w:tcMar>
-          </w:tcPr>
-          <w:p/>
-        </w:tc>
-        <w:tc>
-          <w:tcPr>
-            <w:tcW w:type="dxa" w:w="1224"/>
-            <w:vAlign w:val="center"/>
-            <w:shd w:fill="EAF2F8"/>
-            <w:tcMar>
-              <w:top w:w="100" w:type="dxa"/>
-              <w:start w:w="100" w:type="dxa"/>
-              <w:bottom w:w="100" w:type="dxa"/>
-              <w:end w:w="100" w:type="dxa"/>
-            </w:tcMar>
-          </w:tcPr>
-          <w:p/>
-        </w:tc>
-        <w:tc>
-          <w:tcPr>
-            <w:tcW w:type="dxa" w:w="1224"/>
-            <w:vAlign w:val="center"/>
-            <w:shd w:fill="EAF2F8"/>
-            <w:tcMar>
-              <w:top w:w="100" w:type="dxa"/>
-              <w:start w:w="100" w:type="dxa"/>
-              <w:bottom w:w="100" w:type="dxa"/>
-              <w:end w:w="100" w:type="dxa"/>
-            </w:tcMar>
-          </w:tcPr>
-          <w:p/>
-        </w:tc>
-        <w:tc>
-          <w:tcPr>
-            <w:tcW w:type="dxa" w:w="1224"/>
-            <w:vAlign w:val="center"/>
-            <w:shd w:fill="EAF2F8"/>
-            <w:tcMar>
-              <w:top w:w="100" w:type="dxa"/>
-              <w:start w:w="100" w:type="dxa"/>
-              <w:bottom w:w="100" w:type="dxa"/>
-              <w:end w:w="100" w:type="dxa"/>
-            </w:tcMar>
-          </w:tcPr>
-          <w:p/>
-        </w:tc>
       </w:tr>
       <w:tr>
         <w:tc>
           <w:tcPr>
-            <w:tcW w:type="dxa" w:w="1224"/>
+            <w:tcW w:type="dxa" w:w="720"/>
             <w:vAlign w:val="center"/>
             <w:tcMar>
               <w:top w:w="100" w:type="dxa"/>
@@ -6133,7 +5295,7 @@
         </w:tc>
         <w:tc>
           <w:tcPr>
-            <w:tcW w:type="dxa" w:w="1224"/>
+            <w:tcW w:type="dxa" w:w="9072"/>
             <w:vAlign w:val="center"/>
             <w:tcMar>
               <w:top w:w="100" w:type="dxa"/>
@@ -6148,89 +5310,11 @@
             </w:r>
           </w:p>
         </w:tc>
-        <w:tc>
-          <w:tcPr>
-            <w:tcW w:type="dxa" w:w="1224"/>
-            <w:vAlign w:val="center"/>
-            <w:tcMar>
-              <w:top w:w="100" w:type="dxa"/>
-              <w:start w:w="100" w:type="dxa"/>
-              <w:bottom w:w="100" w:type="dxa"/>
-              <w:end w:w="100" w:type="dxa"/>
-            </w:tcMar>
-          </w:tcPr>
-          <w:p/>
-        </w:tc>
-        <w:tc>
-          <w:tcPr>
-            <w:tcW w:type="dxa" w:w="1224"/>
-            <w:vAlign w:val="center"/>
-            <w:tcMar>
-              <w:top w:w="100" w:type="dxa"/>
-              <w:start w:w="100" w:type="dxa"/>
-              <w:bottom w:w="100" w:type="dxa"/>
-              <w:end w:w="100" w:type="dxa"/>
-            </w:tcMar>
-          </w:tcPr>
-          <w:p/>
-        </w:tc>
-        <w:tc>
-          <w:tcPr>
-            <w:tcW w:type="dxa" w:w="1224"/>
-            <w:vAlign w:val="center"/>
-            <w:tcMar>
-              <w:top w:w="100" w:type="dxa"/>
-              <w:start w:w="100" w:type="dxa"/>
-              <w:bottom w:w="100" w:type="dxa"/>
-              <w:end w:w="100" w:type="dxa"/>
-            </w:tcMar>
-          </w:tcPr>
-          <w:p/>
-        </w:tc>
-        <w:tc>
-          <w:tcPr>
-            <w:tcW w:type="dxa" w:w="1224"/>
-            <w:vAlign w:val="center"/>
-            <w:tcMar>
-              <w:top w:w="100" w:type="dxa"/>
-              <w:start w:w="100" w:type="dxa"/>
-              <w:bottom w:w="100" w:type="dxa"/>
-              <w:end w:w="100" w:type="dxa"/>
-            </w:tcMar>
-          </w:tcPr>
-          <w:p/>
-        </w:tc>
-        <w:tc>
-          <w:tcPr>
-            <w:tcW w:type="dxa" w:w="1224"/>
-            <w:vAlign w:val="center"/>
-            <w:tcMar>
-              <w:top w:w="100" w:type="dxa"/>
-              <w:start w:w="100" w:type="dxa"/>
-              <w:bottom w:w="100" w:type="dxa"/>
-              <w:end w:w="100" w:type="dxa"/>
-            </w:tcMar>
-          </w:tcPr>
-          <w:p/>
-        </w:tc>
-        <w:tc>
-          <w:tcPr>
-            <w:tcW w:type="dxa" w:w="1224"/>
-            <w:vAlign w:val="center"/>
-            <w:tcMar>
-              <w:top w:w="100" w:type="dxa"/>
-              <w:start w:w="100" w:type="dxa"/>
-              <w:bottom w:w="100" w:type="dxa"/>
-              <w:end w:w="100" w:type="dxa"/>
-            </w:tcMar>
-          </w:tcPr>
-          <w:p/>
-        </w:tc>
       </w:tr>
       <w:tr>
         <w:tc>
           <w:tcPr>
-            <w:tcW w:type="dxa" w:w="1224"/>
+            <w:tcW w:type="dxa" w:w="720"/>
             <w:vAlign w:val="center"/>
             <w:shd w:fill="EAF2F8"/>
             <w:tcMar>
@@ -6248,7 +5332,7 @@
         </w:tc>
         <w:tc>
           <w:tcPr>
-            <w:tcW w:type="dxa" w:w="1224"/>
+            <w:tcW w:type="dxa" w:w="9072"/>
             <w:vAlign w:val="center"/>
             <w:shd w:fill="EAF2F8"/>
             <w:tcMar>
@@ -6264,95 +5348,11 @@
             </w:r>
           </w:p>
         </w:tc>
-        <w:tc>
-          <w:tcPr>
-            <w:tcW w:type="dxa" w:w="1224"/>
-            <w:vAlign w:val="center"/>
-            <w:shd w:fill="EAF2F8"/>
-            <w:tcMar>
-              <w:top w:w="100" w:type="dxa"/>
-              <w:start w:w="100" w:type="dxa"/>
-              <w:bottom w:w="100" w:type="dxa"/>
-              <w:end w:w="100" w:type="dxa"/>
-            </w:tcMar>
-          </w:tcPr>
-          <w:p/>
-        </w:tc>
-        <w:tc>
-          <w:tcPr>
-            <w:tcW w:type="dxa" w:w="1224"/>
-            <w:vAlign w:val="center"/>
-            <w:shd w:fill="EAF2F8"/>
-            <w:tcMar>
-              <w:top w:w="100" w:type="dxa"/>
-              <w:start w:w="100" w:type="dxa"/>
-              <w:bottom w:w="100" w:type="dxa"/>
-              <w:end w:w="100" w:type="dxa"/>
-            </w:tcMar>
-          </w:tcPr>
-          <w:p/>
-        </w:tc>
-        <w:tc>
-          <w:tcPr>
-            <w:tcW w:type="dxa" w:w="1224"/>
-            <w:vAlign w:val="center"/>
-            <w:shd w:fill="EAF2F8"/>
-            <w:tcMar>
-              <w:top w:w="100" w:type="dxa"/>
-              <w:start w:w="100" w:type="dxa"/>
-              <w:bottom w:w="100" w:type="dxa"/>
-              <w:end w:w="100" w:type="dxa"/>
-            </w:tcMar>
-          </w:tcPr>
-          <w:p/>
-        </w:tc>
-        <w:tc>
-          <w:tcPr>
-            <w:tcW w:type="dxa" w:w="1224"/>
-            <w:vAlign w:val="center"/>
-            <w:shd w:fill="EAF2F8"/>
-            <w:tcMar>
-              <w:top w:w="100" w:type="dxa"/>
-              <w:start w:w="100" w:type="dxa"/>
-              <w:bottom w:w="100" w:type="dxa"/>
-              <w:end w:w="100" w:type="dxa"/>
-            </w:tcMar>
-          </w:tcPr>
-          <w:p/>
-        </w:tc>
-        <w:tc>
-          <w:tcPr>
-            <w:tcW w:type="dxa" w:w="1224"/>
-            <w:vAlign w:val="center"/>
-            <w:shd w:fill="EAF2F8"/>
-            <w:tcMar>
-              <w:top w:w="100" w:type="dxa"/>
-              <w:start w:w="100" w:type="dxa"/>
-              <w:bottom w:w="100" w:type="dxa"/>
-              <w:end w:w="100" w:type="dxa"/>
-            </w:tcMar>
-          </w:tcPr>
-          <w:p/>
-        </w:tc>
-        <w:tc>
-          <w:tcPr>
-            <w:tcW w:type="dxa" w:w="1224"/>
-            <w:vAlign w:val="center"/>
-            <w:shd w:fill="EAF2F8"/>
-            <w:tcMar>
-              <w:top w:w="100" w:type="dxa"/>
-              <w:start w:w="100" w:type="dxa"/>
-              <w:bottom w:w="100" w:type="dxa"/>
-              <w:end w:w="100" w:type="dxa"/>
-            </w:tcMar>
-          </w:tcPr>
-          <w:p/>
-        </w:tc>
       </w:tr>
       <w:tr>
         <w:tc>
           <w:tcPr>
-            <w:tcW w:type="dxa" w:w="1224"/>
+            <w:tcW w:type="dxa" w:w="720"/>
             <w:vAlign w:val="center"/>
             <w:tcMar>
               <w:top w:w="100" w:type="dxa"/>
@@ -6369,7 +5369,7 @@
         </w:tc>
         <w:tc>
           <w:tcPr>
-            <w:tcW w:type="dxa" w:w="1224"/>
+            <w:tcW w:type="dxa" w:w="9072"/>
             <w:vAlign w:val="center"/>
             <w:tcMar>
               <w:top w:w="100" w:type="dxa"/>
@@ -6384,89 +5384,11 @@
             </w:r>
           </w:p>
         </w:tc>
-        <w:tc>
-          <w:tcPr>
-            <w:tcW w:type="dxa" w:w="1224"/>
-            <w:vAlign w:val="center"/>
-            <w:tcMar>
-              <w:top w:w="100" w:type="dxa"/>
-              <w:start w:w="100" w:type="dxa"/>
-              <w:bottom w:w="100" w:type="dxa"/>
-              <w:end w:w="100" w:type="dxa"/>
-            </w:tcMar>
-          </w:tcPr>
-          <w:p/>
-        </w:tc>
-        <w:tc>
-          <w:tcPr>
-            <w:tcW w:type="dxa" w:w="1224"/>
-            <w:vAlign w:val="center"/>
-            <w:tcMar>
-              <w:top w:w="100" w:type="dxa"/>
-              <w:start w:w="100" w:type="dxa"/>
-              <w:bottom w:w="100" w:type="dxa"/>
-              <w:end w:w="100" w:type="dxa"/>
-            </w:tcMar>
-          </w:tcPr>
-          <w:p/>
-        </w:tc>
-        <w:tc>
-          <w:tcPr>
-            <w:tcW w:type="dxa" w:w="1224"/>
-            <w:vAlign w:val="center"/>
-            <w:tcMar>
-              <w:top w:w="100" w:type="dxa"/>
-              <w:start w:w="100" w:type="dxa"/>
-              <w:bottom w:w="100" w:type="dxa"/>
-              <w:end w:w="100" w:type="dxa"/>
-            </w:tcMar>
-          </w:tcPr>
-          <w:p/>
-        </w:tc>
-        <w:tc>
-          <w:tcPr>
-            <w:tcW w:type="dxa" w:w="1224"/>
-            <w:vAlign w:val="center"/>
-            <w:tcMar>
-              <w:top w:w="100" w:type="dxa"/>
-              <w:start w:w="100" w:type="dxa"/>
-              <w:bottom w:w="100" w:type="dxa"/>
-              <w:end w:w="100" w:type="dxa"/>
-            </w:tcMar>
-          </w:tcPr>
-          <w:p/>
-        </w:tc>
-        <w:tc>
-          <w:tcPr>
-            <w:tcW w:type="dxa" w:w="1224"/>
-            <w:vAlign w:val="center"/>
-            <w:tcMar>
-              <w:top w:w="100" w:type="dxa"/>
-              <w:start w:w="100" w:type="dxa"/>
-              <w:bottom w:w="100" w:type="dxa"/>
-              <w:end w:w="100" w:type="dxa"/>
-            </w:tcMar>
-          </w:tcPr>
-          <w:p/>
-        </w:tc>
-        <w:tc>
-          <w:tcPr>
-            <w:tcW w:type="dxa" w:w="1224"/>
-            <w:vAlign w:val="center"/>
-            <w:tcMar>
-              <w:top w:w="100" w:type="dxa"/>
-              <w:start w:w="100" w:type="dxa"/>
-              <w:bottom w:w="100" w:type="dxa"/>
-              <w:end w:w="100" w:type="dxa"/>
-            </w:tcMar>
-          </w:tcPr>
-          <w:p/>
-        </w:tc>
       </w:tr>
       <w:tr>
         <w:tc>
           <w:tcPr>
-            <w:tcW w:type="dxa" w:w="1224"/>
+            <w:tcW w:type="dxa" w:w="720"/>
             <w:vAlign w:val="center"/>
             <w:shd w:fill="EAF2F8"/>
             <w:tcMar>
@@ -6484,7 +5406,7 @@
         </w:tc>
         <w:tc>
           <w:tcPr>
-            <w:tcW w:type="dxa" w:w="1224"/>
+            <w:tcW w:type="dxa" w:w="9072"/>
             <w:vAlign w:val="center"/>
             <w:shd w:fill="EAF2F8"/>
             <w:tcMar>
@@ -6500,95 +5422,11 @@
             </w:r>
           </w:p>
         </w:tc>
-        <w:tc>
-          <w:tcPr>
-            <w:tcW w:type="dxa" w:w="1224"/>
-            <w:vAlign w:val="center"/>
-            <w:shd w:fill="EAF2F8"/>
-            <w:tcMar>
-              <w:top w:w="100" w:type="dxa"/>
-              <w:start w:w="100" w:type="dxa"/>
-              <w:bottom w:w="100" w:type="dxa"/>
-              <w:end w:w="100" w:type="dxa"/>
-            </w:tcMar>
-          </w:tcPr>
-          <w:p/>
-        </w:tc>
-        <w:tc>
-          <w:tcPr>
-            <w:tcW w:type="dxa" w:w="1224"/>
-            <w:vAlign w:val="center"/>
-            <w:shd w:fill="EAF2F8"/>
-            <w:tcMar>
-              <w:top w:w="100" w:type="dxa"/>
-              <w:start w:w="100" w:type="dxa"/>
-              <w:bottom w:w="100" w:type="dxa"/>
-              <w:end w:w="100" w:type="dxa"/>
-            </w:tcMar>
-          </w:tcPr>
-          <w:p/>
-        </w:tc>
-        <w:tc>
-          <w:tcPr>
-            <w:tcW w:type="dxa" w:w="1224"/>
-            <w:vAlign w:val="center"/>
-            <w:shd w:fill="EAF2F8"/>
-            <w:tcMar>
-              <w:top w:w="100" w:type="dxa"/>
-              <w:start w:w="100" w:type="dxa"/>
-              <w:bottom w:w="100" w:type="dxa"/>
-              <w:end w:w="100" w:type="dxa"/>
-            </w:tcMar>
-          </w:tcPr>
-          <w:p/>
-        </w:tc>
-        <w:tc>
-          <w:tcPr>
-            <w:tcW w:type="dxa" w:w="1224"/>
-            <w:vAlign w:val="center"/>
-            <w:shd w:fill="EAF2F8"/>
-            <w:tcMar>
-              <w:top w:w="100" w:type="dxa"/>
-              <w:start w:w="100" w:type="dxa"/>
-              <w:bottom w:w="100" w:type="dxa"/>
-              <w:end w:w="100" w:type="dxa"/>
-            </w:tcMar>
-          </w:tcPr>
-          <w:p/>
-        </w:tc>
-        <w:tc>
-          <w:tcPr>
-            <w:tcW w:type="dxa" w:w="1224"/>
-            <w:vAlign w:val="center"/>
-            <w:shd w:fill="EAF2F8"/>
-            <w:tcMar>
-              <w:top w:w="100" w:type="dxa"/>
-              <w:start w:w="100" w:type="dxa"/>
-              <w:bottom w:w="100" w:type="dxa"/>
-              <w:end w:w="100" w:type="dxa"/>
-            </w:tcMar>
-          </w:tcPr>
-          <w:p/>
-        </w:tc>
-        <w:tc>
-          <w:tcPr>
-            <w:tcW w:type="dxa" w:w="1224"/>
-            <w:vAlign w:val="center"/>
-            <w:shd w:fill="EAF2F8"/>
-            <w:tcMar>
-              <w:top w:w="100" w:type="dxa"/>
-              <w:start w:w="100" w:type="dxa"/>
-              <w:bottom w:w="100" w:type="dxa"/>
-              <w:end w:w="100" w:type="dxa"/>
-            </w:tcMar>
-          </w:tcPr>
-          <w:p/>
-        </w:tc>
       </w:tr>
       <w:tr>
         <w:tc>
           <w:tcPr>
-            <w:tcW w:type="dxa" w:w="1224"/>
+            <w:tcW w:type="dxa" w:w="720"/>
             <w:vAlign w:val="center"/>
             <w:tcMar>
               <w:top w:w="100" w:type="dxa"/>
@@ -6605,7 +5443,7 @@
         </w:tc>
         <w:tc>
           <w:tcPr>
-            <w:tcW w:type="dxa" w:w="1224"/>
+            <w:tcW w:type="dxa" w:w="9072"/>
             <w:vAlign w:val="center"/>
             <w:tcMar>
               <w:top w:w="100" w:type="dxa"/>
@@ -6620,89 +5458,11 @@
             </w:r>
           </w:p>
         </w:tc>
-        <w:tc>
-          <w:tcPr>
-            <w:tcW w:type="dxa" w:w="1224"/>
-            <w:vAlign w:val="center"/>
-            <w:tcMar>
-              <w:top w:w="100" w:type="dxa"/>
-              <w:start w:w="100" w:type="dxa"/>
-              <w:bottom w:w="100" w:type="dxa"/>
-              <w:end w:w="100" w:type="dxa"/>
-            </w:tcMar>
-          </w:tcPr>
-          <w:p/>
-        </w:tc>
-        <w:tc>
-          <w:tcPr>
-            <w:tcW w:type="dxa" w:w="1224"/>
-            <w:vAlign w:val="center"/>
-            <w:tcMar>
-              <w:top w:w="100" w:type="dxa"/>
-              <w:start w:w="100" w:type="dxa"/>
-              <w:bottom w:w="100" w:type="dxa"/>
-              <w:end w:w="100" w:type="dxa"/>
-            </w:tcMar>
-          </w:tcPr>
-          <w:p/>
-        </w:tc>
-        <w:tc>
-          <w:tcPr>
-            <w:tcW w:type="dxa" w:w="1224"/>
-            <w:vAlign w:val="center"/>
-            <w:tcMar>
-              <w:top w:w="100" w:type="dxa"/>
-              <w:start w:w="100" w:type="dxa"/>
-              <w:bottom w:w="100" w:type="dxa"/>
-              <w:end w:w="100" w:type="dxa"/>
-            </w:tcMar>
-          </w:tcPr>
-          <w:p/>
-        </w:tc>
-        <w:tc>
-          <w:tcPr>
-            <w:tcW w:type="dxa" w:w="1224"/>
-            <w:vAlign w:val="center"/>
-            <w:tcMar>
-              <w:top w:w="100" w:type="dxa"/>
-              <w:start w:w="100" w:type="dxa"/>
-              <w:bottom w:w="100" w:type="dxa"/>
-              <w:end w:w="100" w:type="dxa"/>
-            </w:tcMar>
-          </w:tcPr>
-          <w:p/>
-        </w:tc>
-        <w:tc>
-          <w:tcPr>
-            <w:tcW w:type="dxa" w:w="1224"/>
-            <w:vAlign w:val="center"/>
-            <w:tcMar>
-              <w:top w:w="100" w:type="dxa"/>
-              <w:start w:w="100" w:type="dxa"/>
-              <w:bottom w:w="100" w:type="dxa"/>
-              <w:end w:w="100" w:type="dxa"/>
-            </w:tcMar>
-          </w:tcPr>
-          <w:p/>
-        </w:tc>
-        <w:tc>
-          <w:tcPr>
-            <w:tcW w:type="dxa" w:w="1224"/>
-            <w:vAlign w:val="center"/>
-            <w:tcMar>
-              <w:top w:w="100" w:type="dxa"/>
-              <w:start w:w="100" w:type="dxa"/>
-              <w:bottom w:w="100" w:type="dxa"/>
-              <w:end w:w="100" w:type="dxa"/>
-            </w:tcMar>
-          </w:tcPr>
-          <w:p/>
-        </w:tc>
       </w:tr>
       <w:tr>
         <w:tc>
           <w:tcPr>
-            <w:tcW w:type="dxa" w:w="1224"/>
+            <w:tcW w:type="dxa" w:w="720"/>
             <w:vAlign w:val="center"/>
             <w:shd w:fill="EAF2F8"/>
             <w:tcMar>
@@ -6720,7 +5480,7 @@
         </w:tc>
         <w:tc>
           <w:tcPr>
-            <w:tcW w:type="dxa" w:w="1224"/>
+            <w:tcW w:type="dxa" w:w="9072"/>
             <w:vAlign w:val="center"/>
             <w:shd w:fill="EAF2F8"/>
             <w:tcMar>
@@ -6736,95 +5496,11 @@
             </w:r>
           </w:p>
         </w:tc>
-        <w:tc>
-          <w:tcPr>
-            <w:tcW w:type="dxa" w:w="1224"/>
-            <w:vAlign w:val="center"/>
-            <w:shd w:fill="EAF2F8"/>
-            <w:tcMar>
-              <w:top w:w="100" w:type="dxa"/>
-              <w:start w:w="100" w:type="dxa"/>
-              <w:bottom w:w="100" w:type="dxa"/>
-              <w:end w:w="100" w:type="dxa"/>
-            </w:tcMar>
-          </w:tcPr>
-          <w:p/>
-        </w:tc>
-        <w:tc>
-          <w:tcPr>
-            <w:tcW w:type="dxa" w:w="1224"/>
-            <w:vAlign w:val="center"/>
-            <w:shd w:fill="EAF2F8"/>
-            <w:tcMar>
-              <w:top w:w="100" w:type="dxa"/>
-              <w:start w:w="100" w:type="dxa"/>
-              <w:bottom w:w="100" w:type="dxa"/>
-              <w:end w:w="100" w:type="dxa"/>
-            </w:tcMar>
-          </w:tcPr>
-          <w:p/>
-        </w:tc>
-        <w:tc>
-          <w:tcPr>
-            <w:tcW w:type="dxa" w:w="1224"/>
-            <w:vAlign w:val="center"/>
-            <w:shd w:fill="EAF2F8"/>
-            <w:tcMar>
-              <w:top w:w="100" w:type="dxa"/>
-              <w:start w:w="100" w:type="dxa"/>
-              <w:bottom w:w="100" w:type="dxa"/>
-              <w:end w:w="100" w:type="dxa"/>
-            </w:tcMar>
-          </w:tcPr>
-          <w:p/>
-        </w:tc>
-        <w:tc>
-          <w:tcPr>
-            <w:tcW w:type="dxa" w:w="1224"/>
-            <w:vAlign w:val="center"/>
-            <w:shd w:fill="EAF2F8"/>
-            <w:tcMar>
-              <w:top w:w="100" w:type="dxa"/>
-              <w:start w:w="100" w:type="dxa"/>
-              <w:bottom w:w="100" w:type="dxa"/>
-              <w:end w:w="100" w:type="dxa"/>
-            </w:tcMar>
-          </w:tcPr>
-          <w:p/>
-        </w:tc>
-        <w:tc>
-          <w:tcPr>
-            <w:tcW w:type="dxa" w:w="1224"/>
-            <w:vAlign w:val="center"/>
-            <w:shd w:fill="EAF2F8"/>
-            <w:tcMar>
-              <w:top w:w="100" w:type="dxa"/>
-              <w:start w:w="100" w:type="dxa"/>
-              <w:bottom w:w="100" w:type="dxa"/>
-              <w:end w:w="100" w:type="dxa"/>
-            </w:tcMar>
-          </w:tcPr>
-          <w:p/>
-        </w:tc>
-        <w:tc>
-          <w:tcPr>
-            <w:tcW w:type="dxa" w:w="1224"/>
-            <w:vAlign w:val="center"/>
-            <w:shd w:fill="EAF2F8"/>
-            <w:tcMar>
-              <w:top w:w="100" w:type="dxa"/>
-              <w:start w:w="100" w:type="dxa"/>
-              <w:bottom w:w="100" w:type="dxa"/>
-              <w:end w:w="100" w:type="dxa"/>
-            </w:tcMar>
-          </w:tcPr>
-          <w:p/>
-        </w:tc>
       </w:tr>
       <w:tr>
         <w:tc>
           <w:tcPr>
-            <w:tcW w:type="dxa" w:w="1224"/>
+            <w:tcW w:type="dxa" w:w="720"/>
             <w:vAlign w:val="center"/>
             <w:tcMar>
               <w:top w:w="100" w:type="dxa"/>
@@ -6841,7 +5517,7 @@
         </w:tc>
         <w:tc>
           <w:tcPr>
-            <w:tcW w:type="dxa" w:w="1224"/>
+            <w:tcW w:type="dxa" w:w="9072"/>
             <w:vAlign w:val="center"/>
             <w:tcMar>
               <w:top w:w="100" w:type="dxa"/>
@@ -6856,89 +5532,11 @@
             </w:r>
           </w:p>
         </w:tc>
-        <w:tc>
-          <w:tcPr>
-            <w:tcW w:type="dxa" w:w="1224"/>
-            <w:vAlign w:val="center"/>
-            <w:tcMar>
-              <w:top w:w="100" w:type="dxa"/>
-              <w:start w:w="100" w:type="dxa"/>
-              <w:bottom w:w="100" w:type="dxa"/>
-              <w:end w:w="100" w:type="dxa"/>
-            </w:tcMar>
-          </w:tcPr>
-          <w:p/>
-        </w:tc>
-        <w:tc>
-          <w:tcPr>
-            <w:tcW w:type="dxa" w:w="1224"/>
-            <w:vAlign w:val="center"/>
-            <w:tcMar>
-              <w:top w:w="100" w:type="dxa"/>
-              <w:start w:w="100" w:type="dxa"/>
-              <w:bottom w:w="100" w:type="dxa"/>
-              <w:end w:w="100" w:type="dxa"/>
-            </w:tcMar>
-          </w:tcPr>
-          <w:p/>
-        </w:tc>
-        <w:tc>
-          <w:tcPr>
-            <w:tcW w:type="dxa" w:w="1224"/>
-            <w:vAlign w:val="center"/>
-            <w:tcMar>
-              <w:top w:w="100" w:type="dxa"/>
-              <w:start w:w="100" w:type="dxa"/>
-              <w:bottom w:w="100" w:type="dxa"/>
-              <w:end w:w="100" w:type="dxa"/>
-            </w:tcMar>
-          </w:tcPr>
-          <w:p/>
-        </w:tc>
-        <w:tc>
-          <w:tcPr>
-            <w:tcW w:type="dxa" w:w="1224"/>
-            <w:vAlign w:val="center"/>
-            <w:tcMar>
-              <w:top w:w="100" w:type="dxa"/>
-              <w:start w:w="100" w:type="dxa"/>
-              <w:bottom w:w="100" w:type="dxa"/>
-              <w:end w:w="100" w:type="dxa"/>
-            </w:tcMar>
-          </w:tcPr>
-          <w:p/>
-        </w:tc>
-        <w:tc>
-          <w:tcPr>
-            <w:tcW w:type="dxa" w:w="1224"/>
-            <w:vAlign w:val="center"/>
-            <w:tcMar>
-              <w:top w:w="100" w:type="dxa"/>
-              <w:start w:w="100" w:type="dxa"/>
-              <w:bottom w:w="100" w:type="dxa"/>
-              <w:end w:w="100" w:type="dxa"/>
-            </w:tcMar>
-          </w:tcPr>
-          <w:p/>
-        </w:tc>
-        <w:tc>
-          <w:tcPr>
-            <w:tcW w:type="dxa" w:w="1224"/>
-            <w:vAlign w:val="center"/>
-            <w:tcMar>
-              <w:top w:w="100" w:type="dxa"/>
-              <w:start w:w="100" w:type="dxa"/>
-              <w:bottom w:w="100" w:type="dxa"/>
-              <w:end w:w="100" w:type="dxa"/>
-            </w:tcMar>
-          </w:tcPr>
-          <w:p/>
-        </w:tc>
       </w:tr>
       <w:tr>
         <w:tc>
           <w:tcPr>
-            <w:tcW w:type="dxa" w:w="1224"/>
+            <w:tcW w:type="dxa" w:w="720"/>
             <w:vAlign w:val="center"/>
             <w:shd w:fill="EAF2F8"/>
             <w:tcMar>
@@ -6956,7 +5554,7 @@
         </w:tc>
         <w:tc>
           <w:tcPr>
-            <w:tcW w:type="dxa" w:w="1224"/>
+            <w:tcW w:type="dxa" w:w="9072"/>
             <w:vAlign w:val="center"/>
             <w:shd w:fill="EAF2F8"/>
             <w:tcMar>
@@ -6971,90 +5569,6 @@
               <w:t>Challenge: explain, using Worked example 5's argument, why no analogous u=0 divergence would appear if this were instead a calculation for electron-muon scattering (Lesson 53), even though that calculation also has a well-defined Mandelstam variable u.</w:t>
             </w:r>
           </w:p>
-        </w:tc>
-        <w:tc>
-          <w:tcPr>
-            <w:tcW w:type="dxa" w:w="1224"/>
-            <w:vAlign w:val="center"/>
-            <w:shd w:fill="EAF2F8"/>
-            <w:tcMar>
-              <w:top w:w="100" w:type="dxa"/>
-              <w:start w:w="100" w:type="dxa"/>
-              <w:bottom w:w="100" w:type="dxa"/>
-              <w:end w:w="100" w:type="dxa"/>
-            </w:tcMar>
-          </w:tcPr>
-          <w:p/>
-        </w:tc>
-        <w:tc>
-          <w:tcPr>
-            <w:tcW w:type="dxa" w:w="1224"/>
-            <w:vAlign w:val="center"/>
-            <w:shd w:fill="EAF2F8"/>
-            <w:tcMar>
-              <w:top w:w="100" w:type="dxa"/>
-              <w:start w:w="100" w:type="dxa"/>
-              <w:bottom w:w="100" w:type="dxa"/>
-              <w:end w:w="100" w:type="dxa"/>
-            </w:tcMar>
-          </w:tcPr>
-          <w:p/>
-        </w:tc>
-        <w:tc>
-          <w:tcPr>
-            <w:tcW w:type="dxa" w:w="1224"/>
-            <w:vAlign w:val="center"/>
-            <w:shd w:fill="EAF2F8"/>
-            <w:tcMar>
-              <w:top w:w="100" w:type="dxa"/>
-              <w:start w:w="100" w:type="dxa"/>
-              <w:bottom w:w="100" w:type="dxa"/>
-              <w:end w:w="100" w:type="dxa"/>
-            </w:tcMar>
-          </w:tcPr>
-          <w:p/>
-        </w:tc>
-        <w:tc>
-          <w:tcPr>
-            <w:tcW w:type="dxa" w:w="1224"/>
-            <w:vAlign w:val="center"/>
-            <w:shd w:fill="EAF2F8"/>
-            <w:tcMar>
-              <w:top w:w="100" w:type="dxa"/>
-              <w:start w:w="100" w:type="dxa"/>
-              <w:bottom w:w="100" w:type="dxa"/>
-              <w:end w:w="100" w:type="dxa"/>
-            </w:tcMar>
-          </w:tcPr>
-          <w:p/>
-        </w:tc>
-        <w:tc>
-          <w:tcPr>
-            <w:tcW w:type="dxa" w:w="1224"/>
-            <w:vAlign w:val="center"/>
-            <w:shd w:fill="EAF2F8"/>
-            <w:tcMar>
-              <w:top w:w="100" w:type="dxa"/>
-              <w:start w:w="100" w:type="dxa"/>
-              <w:bottom w:w="100" w:type="dxa"/>
-              <w:end w:w="100" w:type="dxa"/>
-            </w:tcMar>
-          </w:tcPr>
-          <w:p/>
-        </w:tc>
-        <w:tc>
-          <w:tcPr>
-            <w:tcW w:type="dxa" w:w="1224"/>
-            <w:vAlign w:val="center"/>
-            <w:shd w:fill="EAF2F8"/>
-            <w:tcMar>
-              <w:top w:w="100" w:type="dxa"/>
-              <w:start w:w="100" w:type="dxa"/>
-              <w:bottom w:w="100" w:type="dxa"/>
-              <w:end w:w="100" w:type="dxa"/>
-            </w:tcMar>
-          </w:tcPr>
-          <w:p/>
         </w:tc>
       </w:tr>
     </w:tbl>
@@ -7119,52 +5633,7 @@
         <w:t xml:space="preserve"> </w:t>
       </w:r>
       <w:r>
-        <w:t>|ℳ|²=(ℳ_t−ℳ_u)(ℳ_t−ℳ_u)^</w:t>
-      </w:r>
-      <w:r>
-        <w:rPr>
-          <w:i/>
-        </w:rPr>
-        <w:t>=|ℳ_t|²−ℳ_tℳ_u^</w:t>
-      </w:r>
-      <w:r>
-        <w:t>−ℳ_uℳ_t^</w:t>
-      </w:r>
-      <w:r>
-        <w:rPr>
-          <w:i/>
-        </w:rPr>
-        <w:t>+|ℳ_u|²=|ℳ_t|²+|ℳ_u|²−2Re(ℳ_tℳ_u^</w:t>
-      </w:r>
-      <w:r>
-        <w:t>), using ℳ_tℳ_u^</w:t>
-      </w:r>
-      <w:r>
-        <w:rPr>
-          <w:i/>
-        </w:rPr>
-        <w:t>+ℳ_uℳ_t^</w:t>
-      </w:r>
-      <w:r>
-        <w:t>=ℳ_tℳ_u^</w:t>
-      </w:r>
-      <w:r>
-        <w:rPr>
-          <w:i/>
-        </w:rPr>
-        <w:t>+(ℳ_tℳ_u^</w:t>
-      </w:r>
-      <w:r>
-        <w:t>)^</w:t>
-      </w:r>
-      <w:r>
-        <w:rPr>
-          <w:i/>
-        </w:rPr>
-        <w:t>=2Re(ℳ_tℳ_u^</w:t>
-      </w:r>
-      <w:r>
-        <w:t>). The minus sign in |ℳ|² traces directly to the minus sign already present in ℳ=ℳ_t−ℳ_u (Section 1.3), itself forced by Section 1.2's fermionic exchange sign.</w:t>
+        <w:t>|ℳ|²=(ℳ_t−ℳ_u)(ℳ_t−ℳ_u)^*=|ℳ_t|²−ℳ_tℳ_u^*−ℳ_uℳ_t^*+|ℳ_u|²=|ℳ_t|²+|ℳ_u|²−2Re(ℳ_tℳ_u^*), using ℳ_tℳ_u^*+ℳ_uℳ_t^*=ℳ_tℳ_u^*+(ℳ_tℳ_u^*)^*=2Re(ℳ_tℳ_u^*). The minus sign in |ℳ|² traces directly to the minus sign already present in ℳ=ℳ_t−ℳ_u (Section 1.3), itself forced by Section 1.2's fermionic exchange sign.</w:t>
       </w:r>
     </w:p>
     <w:p>
@@ -7178,16 +5647,7 @@
         <w:t xml:space="preserve"> </w:t>
       </w:r>
       <w:r>
-        <w:t>ℳ_u=(e²/u)[ū(p₄)γ^μu(p₁)][ū(p₃)γ_μu(p₂)]; conjugating each bracket using [ū(p′)γ^νu(p)]^</w:t>
-      </w:r>
-      <w:r>
-        <w:rPr>
-          <w:i/>
-        </w:rPr>
-        <w:t>=ū(p)γ^νu(p′) (Lesson 51, Section 2.1, with Γ̄=γ^ν=Γ) gives ℳ_u^</w:t>
-      </w:r>
-      <w:r>
-        <w:t>=(e²/u)[ū(p₁)γ^μu(p₄)][ū(p₂)γ_μu(p₃)], relabeling the dummy index μ→ν as in Section 2.2.</w:t>
+        <w:t>ℳ_u=(e²/u)[ū(p₄)γ^μu(p₁)][ū(p₃)γ_μu(p₂)]; conjugating each bracket using [ū(p′)γ^νu(p)]^*=ū(p)γ^νu(p′) (Lesson 51, Section 2.1, with Γ̄=γ^ν=Γ) gives ℳ_u^*=(e²/u)[ū(p₁)γ^μu(p₄)][ū(p₂)γ_μu(p₃)], relabeling the dummy index μ→ν as in Section 2.2.</w:t>
       </w:r>
     </w:p>
     <w:p>
